--- a/public/muhammed-mubashir-k-resume-react.docx
+++ b/public/muhammed-mubashir-k-resume-react.docx
@@ -4,6 +4,7 @@
   <w:body>
     <w:p>
       <w:pPr>
+        <w:pStyle w:val="Title"/>
         <w:spacing w:after="20"/>
         <w:jc w:val="center"/>
       </w:pPr>
@@ -11,8 +12,8 @@
         <w:rPr>
           <w:rFonts w:ascii="Calibri" w:hAnsi="Calibri"/>
           <w:b/>
-          <w:color w:val="1A3A5F"/>
-          <w:sz w:val="40"/>
+          <w:color w:val="000000"/>
+          <w:sz w:val="36"/>
         </w:rPr>
         <w:t>MUHAMMED MUBASHIR K</w:t>
       </w:r>
@@ -26,10 +27,10 @@
         <w:rPr>
           <w:rFonts w:ascii="Calibri" w:hAnsi="Calibri"/>
           <w:b w:val="0"/>
-          <w:color w:val="646464"/>
+          <w:color w:val="2D2D2D"/>
           <w:sz w:val="20"/>
         </w:rPr>
-        <w:t>React Developer  |  React.js · Next.js · React Native · TypeScript</w:t>
+        <w:t>Cross-Platform Mobile and Frontend Developer | Flutter | React Native | React | TypeScript</w:t>
       </w:r>
     </w:p>
     <w:p>
@@ -41,7 +42,7 @@
         <w:rPr>
           <w:rFonts w:ascii="Calibri" w:hAnsi="Calibri"/>
           <w:b w:val="0"/>
-          <w:color w:val="646464"/>
+          <w:color w:val="2D2D2D"/>
           <w:sz w:val="19"/>
         </w:rPr>
         <w:t xml:space="preserve">Kerala, India  |  </w:t>
@@ -49,7 +50,7 @@
       <w:hyperlink r:id="rId9">
         <w:r>
           <w:rPr>
-            <w:color w:val="1A3A5F"/>
+            <w:color w:val="000000"/>
             <w:sz w:val="19"/>
             <w:rFonts w:ascii="Calibri" w:hAnsi="Calibri"/>
           </w:rPr>
@@ -60,7 +61,7 @@
         <w:rPr>
           <w:rFonts w:ascii="Calibri" w:hAnsi="Calibri"/>
           <w:b w:val="0"/>
-          <w:color w:val="646464"/>
+          <w:color w:val="2D2D2D"/>
           <w:sz w:val="19"/>
         </w:rPr>
         <w:t xml:space="preserve">  |  +91 8089433955  |  </w:t>
@@ -68,7 +69,7 @@
       <w:hyperlink r:id="rId10">
         <w:r>
           <w:rPr>
-            <w:color w:val="1A3A5F"/>
+            <w:color w:val="000000"/>
             <w:sz w:val="19"/>
             <w:rFonts w:ascii="Calibri" w:hAnsi="Calibri"/>
           </w:rPr>
@@ -79,7 +80,7 @@
         <w:rPr>
           <w:rFonts w:ascii="Calibri" w:hAnsi="Calibri"/>
           <w:b w:val="0"/>
-          <w:color w:val="646464"/>
+          <w:color w:val="2D2D2D"/>
           <w:sz w:val="19"/>
         </w:rPr>
         <w:t xml:space="preserve">  |  </w:t>
@@ -87,7 +88,7 @@
       <w:hyperlink r:id="rId11">
         <w:r>
           <w:rPr>
-            <w:color w:val="1A3A5F"/>
+            <w:color w:val="000000"/>
             <w:sz w:val="19"/>
             <w:rFonts w:ascii="Calibri" w:hAnsi="Calibri"/>
           </w:rPr>
@@ -98,7 +99,7 @@
         <w:rPr>
           <w:rFonts w:ascii="Calibri" w:hAnsi="Calibri"/>
           <w:b w:val="0"/>
-          <w:color w:val="646464"/>
+          <w:color w:val="2D2D2D"/>
           <w:sz w:val="19"/>
         </w:rPr>
         <w:t xml:space="preserve">  |  </w:t>
@@ -106,7 +107,7 @@
       <w:hyperlink r:id="rId12">
         <w:r>
           <w:rPr>
-            <w:color w:val="1A3A5F"/>
+            <w:color w:val="000000"/>
             <w:sz w:val="19"/>
             <w:rFonts w:ascii="Calibri" w:hAnsi="Calibri"/>
           </w:rPr>
@@ -116,19 +117,17 @@
     </w:p>
     <w:p>
       <w:pPr>
-        <w:spacing w:before="200" w:after="100"/>
-        <w:pBdr>
-          <w:bottom w:val="single" w:sz="6" w:space="4" w:color="B0B0B0"/>
-        </w:pBdr>
+        <w:pStyle w:val="Heading1"/>
+        <w:spacing w:before="160" w:after="60"/>
       </w:pPr>
       <w:r>
         <w:rPr>
           <w:rFonts w:ascii="Calibri" w:hAnsi="Calibri"/>
           <w:b/>
-          <w:color w:val="1A3A5F"/>
+          <w:color w:val="000000"/>
           <w:sz w:val="22"/>
         </w:rPr>
-        <w:t>PROFESSIONAL SUMMARY</w:t>
+        <w:t>Professional Summary</w:t>
       </w:r>
     </w:p>
     <w:p>
@@ -139,27 +138,155 @@
         <w:rPr>
           <w:rFonts w:ascii="Calibri" w:hAnsi="Calibri"/>
           <w:b w:val="0"/>
-          <w:color w:val="212121"/>
-          <w:sz w:val="20"/>
+          <w:color w:val="000000"/>
+          <w:sz w:val="21"/>
         </w:rPr>
-        <w:t>React Developer with production experience shipping web and mobile applications using React.js, Next.js, and React Native. Built a multi-tenant Next.js e-commerce platform with 8+ theme packs, delivered bilingual (English/Arabic) storefronts with RTL support, and developed a React Native business networking app. Skilled in REST API integration, SSR/ISR performance optimization, payment gateway integration, and responsive UI development. Also experienced in Flutter for cross-platform mobile development.</w:t>
+        <w:t>Cross-platform mobile and frontend developer with production experience using Flutter, React Native, React.js, Next.js, TypeScript, JavaScript, and Dart. Delivered Android, iOS, and web features for POS, logistics, business networking, and e-commerce products. Hands-on experience includes REST API integration, payments, deep linking, Arabic and RTL localization, push notifications, maps, invoice printing, responsive interfaces, and production releases.</w:t>
       </w:r>
     </w:p>
     <w:p>
       <w:pPr>
-        <w:spacing w:before="200" w:after="100"/>
-        <w:pBdr>
-          <w:bottom w:val="single" w:sz="6" w:space="4" w:color="B0B0B0"/>
-        </w:pBdr>
+        <w:pStyle w:val="Heading1"/>
+        <w:spacing w:before="160" w:after="60"/>
       </w:pPr>
       <w:r>
         <w:rPr>
           <w:rFonts w:ascii="Calibri" w:hAnsi="Calibri"/>
           <w:b/>
-          <w:color w:val="1A3A5F"/>
+          <w:color w:val="000000"/>
           <w:sz w:val="22"/>
         </w:rPr>
-        <w:t>EXPERIENCE</w:t>
+        <w:t>Technical Skills</w:t>
+      </w:r>
+    </w:p>
+    <w:p>
+      <w:pPr>
+        <w:spacing w:after="20"/>
+      </w:pPr>
+      <w:r>
+        <w:rPr>
+          <w:rFonts w:ascii="Calibri" w:hAnsi="Calibri"/>
+          <w:b/>
+          <w:color w:val="000000"/>
+          <w:sz w:val="20"/>
+        </w:rPr>
+        <w:t xml:space="preserve">Mobile Development: </w:t>
+      </w:r>
+      <w:r>
+        <w:rPr>
+          <w:rFonts w:ascii="Calibri" w:hAnsi="Calibri"/>
+          <w:b w:val="0"/>
+          <w:color w:val="000000"/>
+          <w:sz w:val="20"/>
+        </w:rPr>
+        <w:t>Flutter, Dart, React Native, TypeScript, Android, iOS, Deep Linking, Push Notifications</w:t>
+      </w:r>
+    </w:p>
+    <w:p>
+      <w:pPr>
+        <w:spacing w:after="20"/>
+      </w:pPr>
+      <w:r>
+        <w:rPr>
+          <w:rFonts w:ascii="Calibri" w:hAnsi="Calibri"/>
+          <w:b/>
+          <w:color w:val="000000"/>
+          <w:sz w:val="20"/>
+        </w:rPr>
+        <w:t xml:space="preserve">Frontend Development: </w:t>
+      </w:r>
+      <w:r>
+        <w:rPr>
+          <w:rFonts w:ascii="Calibri" w:hAnsi="Calibri"/>
+          <w:b w:val="0"/>
+          <w:color w:val="000000"/>
+          <w:sz w:val="20"/>
+        </w:rPr>
+        <w:t>React.js, Next.js, JavaScript, HTML5, CSS3, Tailwind CSS, Responsive Design</w:t>
+      </w:r>
+    </w:p>
+    <w:p>
+      <w:pPr>
+        <w:spacing w:after="20"/>
+      </w:pPr>
+      <w:r>
+        <w:rPr>
+          <w:rFonts w:ascii="Calibri" w:hAnsi="Calibri"/>
+          <w:b/>
+          <w:color w:val="000000"/>
+          <w:sz w:val="20"/>
+        </w:rPr>
+        <w:t xml:space="preserve">Architecture and APIs: </w:t>
+      </w:r>
+      <w:r>
+        <w:rPr>
+          <w:rFonts w:ascii="Calibri" w:hAnsi="Calibri"/>
+          <w:b w:val="0"/>
+          <w:color w:val="000000"/>
+          <w:sz w:val="20"/>
+        </w:rPr>
+        <w:t>REST APIs, SSR, ISR, Dynamic Routing, Multi-Tenant Architecture, State Management, i18n, RTL</w:t>
+      </w:r>
+    </w:p>
+    <w:p>
+      <w:pPr>
+        <w:spacing w:after="20"/>
+      </w:pPr>
+      <w:r>
+        <w:rPr>
+          <w:rFonts w:ascii="Calibri" w:hAnsi="Calibri"/>
+          <w:b/>
+          <w:color w:val="000000"/>
+          <w:sz w:val="20"/>
+        </w:rPr>
+        <w:t xml:space="preserve">Integrations: </w:t>
+      </w:r>
+      <w:r>
+        <w:rPr>
+          <w:rFonts w:ascii="Calibri" w:hAnsi="Calibri"/>
+          <w:b w:val="0"/>
+          <w:color w:val="000000"/>
+          <w:sz w:val="20"/>
+        </w:rPr>
+        <w:t>Razorpay, Algolia Search, Google Maps, reCAPTCHA Enterprise, WhatsApp Notifications, Barcode Generation</w:t>
+      </w:r>
+    </w:p>
+    <w:p>
+      <w:pPr>
+        <w:spacing w:after="20"/>
+      </w:pPr>
+      <w:r>
+        <w:rPr>
+          <w:rFonts w:ascii="Calibri" w:hAnsi="Calibri"/>
+          <w:b/>
+          <w:color w:val="000000"/>
+          <w:sz w:val="20"/>
+        </w:rPr>
+        <w:t xml:space="preserve">Tools and Databases: </w:t>
+      </w:r>
+      <w:r>
+        <w:rPr>
+          <w:rFonts w:ascii="Calibri" w:hAnsi="Calibri"/>
+          <w:b w:val="0"/>
+          <w:color w:val="000000"/>
+          <w:sz w:val="20"/>
+        </w:rPr>
+        <w:t>Git, GitHub, Postman, Figma, MySQL, SQLite, Python, Django</w:t>
+      </w:r>
+    </w:p>
+    <w:p>
+      <w:pPr>
+        <w:pStyle w:val="Heading1"/>
+        <w:spacing w:before="160" w:after="60"/>
+      </w:pPr>
+      <w:r>
+        <w:rPr>
+          <w:rFonts w:ascii="Calibri" w:hAnsi="Calibri"/>
+          <w:b/>
+          <w:color w:val="000000"/>
+          <w:sz w:val="22"/>
+        </w:rPr>
+        <w:t>Work Experience</w:t>
       </w:r>
     </w:p>
     <w:p>
@@ -170,7 +297,7 @@
         <w:rPr>
           <w:rFonts w:ascii="Calibri" w:hAnsi="Calibri"/>
           <w:b/>
-          <w:color w:val="212121"/>
+          <w:color w:val="000000"/>
           <w:sz w:val="22"/>
         </w:rPr>
         <w:t>ENKE Consulting Services LLP</w:t>
@@ -179,10 +306,10 @@
         <w:rPr>
           <w:rFonts w:ascii="Calibri" w:hAnsi="Calibri"/>
           <w:b w:val="0"/>
-          <w:color w:val="646464"/>
+          <w:color w:val="2D2D2D"/>
           <w:sz w:val="19"/>
         </w:rPr>
-        <w:t xml:space="preserve">  |  Apr 2026 – Present · 4 mos</w:t>
+        <w:t xml:space="preserve">  |  Apr 2026 - Present | 5 mos</w:t>
       </w:r>
     </w:p>
     <w:p>
@@ -193,16 +320,16 @@
         <w:rPr>
           <w:rFonts w:ascii="Calibri" w:hAnsi="Calibri"/>
           <w:b/>
-          <w:color w:val="212121"/>
+          <w:color w:val="000000"/>
           <w:sz w:val="21"/>
         </w:rPr>
-        <w:t>Jr Application Developer</w:t>
+        <w:t>Junior Application Developer</w:t>
       </w:r>
       <w:r>
         <w:rPr>
           <w:rFonts w:ascii="Calibri" w:hAnsi="Calibri"/>
           <w:b w:val="0"/>
-          <w:color w:val="646464"/>
+          <w:color w:val="2D2D2D"/>
           <w:sz w:val="20"/>
         </w:rPr>
         <w:t xml:space="preserve">  |  </w:t>
@@ -211,10 +338,10 @@
         <w:rPr>
           <w:rFonts w:ascii="Calibri" w:hAnsi="Calibri"/>
           <w:b w:val="0"/>
-          <w:color w:val="646464"/>
+          <w:color w:val="2D2D2D"/>
           <w:sz w:val="19"/>
         </w:rPr>
-        <w:t>Jul 2026 – Present · 1 mo</w:t>
+        <w:t>Jul 2026 - Present | 2 mos</w:t>
       </w:r>
     </w:p>
     <w:p>
@@ -227,10 +354,10 @@
         <w:rPr>
           <w:rFonts w:ascii="Calibri" w:hAnsi="Calibri"/>
           <w:b w:val="0"/>
-          <w:color w:val="212121"/>
-          <w:sz w:val="19"/>
+          <w:color w:val="000000"/>
+          <w:sz w:val="20"/>
         </w:rPr>
-        <w:t>Engineered a multi-tenant Next.js e-commerce platform with 8+ production theme packs, tenant onboarding, and KV-based tenant switching serving live client storefronts.</w:t>
+        <w:t>Developed Flutter POS workflows for billing, inventory, purchase returns, packing, shipping, Day Close, and bilingual receipt and invoice printing.</w:t>
       </w:r>
     </w:p>
     <w:p>
@@ -243,10 +370,10 @@
         <w:rPr>
           <w:rFonts w:ascii="Calibri" w:hAnsi="Calibri"/>
           <w:b w:val="0"/>
-          <w:color w:val="212121"/>
-          <w:sz w:val="19"/>
+          <w:color w:val="000000"/>
+          <w:sz w:val="20"/>
         </w:rPr>
-        <w:t>Built live search autocomplete with debounced requests and request cancellation, integrated across multiple theme navigation bars with Algolia-powered product discovery.</w:t>
+        <w:t>Implemented Arabic localization and RTL layouts across core POS, reporting, settings, and account workflows.</w:t>
       </w:r>
     </w:p>
     <w:p>
@@ -259,10 +386,10 @@
         <w:rPr>
           <w:rFonts w:ascii="Calibri" w:hAnsi="Calibri"/>
           <w:b w:val="0"/>
-          <w:color w:val="212121"/>
-          <w:sz w:val="19"/>
+          <w:color w:val="000000"/>
+          <w:sz w:val="20"/>
         </w:rPr>
-        <w:t>Developed a React Native business networking app with company profile management, connection request workflows, subscription handling, and deep link integration.</w:t>
+        <w:t>Built Flutter logistics features including Google Maps navigation, Razorpay payments, push notifications, pagination, maintenance handling, in-app updates, and release validation.</w:t>
       </w:r>
     </w:p>
     <w:p>
@@ -275,10 +402,10 @@
         <w:rPr>
           <w:rFonts w:ascii="Calibri" w:hAnsi="Calibri"/>
           <w:b w:val="0"/>
-          <w:color w:val="212121"/>
-          <w:sz w:val="19"/>
+          <w:color w:val="000000"/>
+          <w:sz w:val="20"/>
         </w:rPr>
-        <w:t>Delivered bilingual (English/Arabic) storefronts with full RTL layout support, i18n translation systems, ISR caching, and dynamic SEO metadata with sitemap generation.</w:t>
+        <w:t>Developed React Native company profiles, connection and subscription workflows, reCAPTCHA Enterprise, profile sharing, and Branch deferred deep linking across Android and iOS.</w:t>
       </w:r>
     </w:p>
     <w:p>
@@ -291,10 +418,42 @@
         <w:rPr>
           <w:rFonts w:ascii="Calibri" w:hAnsi="Calibri"/>
           <w:b w:val="0"/>
-          <w:color w:val="212121"/>
+          <w:color w:val="000000"/>
+          <w:sz w:val="20"/>
+        </w:rPr>
+        <w:t>Built Next.js e-commerce experiences with multi-tenant theming, Algolia search, dynamic filters, checkout, SSR and ISR caching, SEO metadata, and responsive layouts.</w:t>
+      </w:r>
+    </w:p>
+    <w:p>
+      <w:pPr>
+        <w:spacing w:before="60" w:after="40"/>
+      </w:pPr>
+      <w:r>
+        <w:rPr>
+          <w:rFonts w:ascii="Calibri" w:hAnsi="Calibri"/>
+          <w:b/>
+          <w:color w:val="000000"/>
+          <w:sz w:val="21"/>
+        </w:rPr>
+        <w:t>Full Stack Developer Trainee</w:t>
+      </w:r>
+      <w:r>
+        <w:rPr>
+          <w:rFonts w:ascii="Calibri" w:hAnsi="Calibri"/>
+          <w:b w:val="0"/>
+          <w:color w:val="2D2D2D"/>
+          <w:sz w:val="20"/>
+        </w:rPr>
+        <w:t xml:space="preserve">  |  </w:t>
+      </w:r>
+      <w:r>
+        <w:rPr>
+          <w:rFonts w:ascii="Calibri" w:hAnsi="Calibri"/>
+          <w:b w:val="0"/>
+          <w:color w:val="2D2D2D"/>
           <w:sz w:val="19"/>
         </w:rPr>
-        <w:t>Integrated Razorpay payment gateway across tenant checkouts and mobile apps; built OTP authentication, guest checkout, and COD flows with WhatsApp order notifications.</w:t>
+        <w:t>Apr 2026 - Jul 2026 | 3 mos</w:t>
       </w:r>
     </w:p>
     <w:p>
@@ -307,42 +466,10 @@
         <w:rPr>
           <w:rFonts w:ascii="Calibri" w:hAnsi="Calibri"/>
           <w:b w:val="0"/>
-          <w:color w:val="212121"/>
-          <w:sz w:val="19"/>
-        </w:rPr>
-        <w:t>Also built Flutter mobile applications for POS operations and logistics, covering billing, inventory management, and delivery workflows.</w:t>
-      </w:r>
-    </w:p>
-    <w:p>
-      <w:pPr>
-        <w:spacing w:before="60" w:after="40"/>
-      </w:pPr>
-      <w:r>
-        <w:rPr>
-          <w:rFonts w:ascii="Calibri" w:hAnsi="Calibri"/>
-          <w:b/>
-          <w:color w:val="212121"/>
-          <w:sz w:val="21"/>
-        </w:rPr>
-        <w:t>Full Stack Developer Trainee</w:t>
-      </w:r>
-      <w:r>
-        <w:rPr>
-          <w:rFonts w:ascii="Calibri" w:hAnsi="Calibri"/>
-          <w:b w:val="0"/>
-          <w:color w:val="646464"/>
+          <w:color w:val="000000"/>
           <w:sz w:val="20"/>
         </w:rPr>
-        <w:t xml:space="preserve">  |  </w:t>
-      </w:r>
-      <w:r>
-        <w:rPr>
-          <w:rFonts w:ascii="Calibri" w:hAnsi="Calibri"/>
-          <w:b w:val="0"/>
-          <w:color w:val="646464"/>
-          <w:sz w:val="19"/>
-        </w:rPr>
-        <w:t>Apr 2026 – Jul 2026 · 3 mos</w:t>
+        <w:t>Integrated REST APIs for authentication, product catalogs, orders, checkout, payments, and user profile workflows across web and mobile applications.</w:t>
       </w:r>
     </w:p>
     <w:p>
@@ -355,59 +482,25 @@
         <w:rPr>
           <w:rFonts w:ascii="Calibri" w:hAnsi="Calibri"/>
           <w:b w:val="0"/>
-          <w:color w:val="212121"/>
-          <w:sz w:val="19"/>
+          <w:color w:val="000000"/>
+          <w:sz w:val="20"/>
         </w:rPr>
-        <w:t>Integrated REST APIs for authentication, product catalogs, orders, and checkout across Next.js storefronts and Flutter mobile applications.</w:t>
+        <w:t>Built reusable responsive components, dynamic product filters, review image uploads, pagination, and API-driven storefront content.</w:t>
       </w:r>
     </w:p>
     <w:p>
       <w:pPr>
-        <w:pStyle w:val="ListBullet"/>
-        <w:spacing w:after="40" w:line="269" w:lineRule="auto"/>
-        <w:ind w:left="288" w:hanging="288"/>
-      </w:pPr>
-      <w:r>
-        <w:rPr>
-          <w:rFonts w:ascii="Calibri" w:hAnsi="Calibri"/>
-          <w:b w:val="0"/>
-          <w:color w:val="212121"/>
-          <w:sz w:val="19"/>
-        </w:rPr>
-        <w:t>Built dynamic category-driven property filter architecture with multi-select filtering and a review system supporting multi-image uploads.</w:t>
-      </w:r>
-    </w:p>
-    <w:p>
-      <w:pPr>
-        <w:pStyle w:val="ListBullet"/>
-        <w:spacing w:after="40" w:line="269" w:lineRule="auto"/>
-        <w:ind w:left="288" w:hanging="288"/>
-      </w:pPr>
-      <w:r>
-        <w:rPr>
-          <w:rFonts w:ascii="Calibri" w:hAnsi="Calibri"/>
-          <w:b w:val="0"/>
-          <w:color w:val="212121"/>
-          <w:sz w:val="19"/>
-        </w:rPr>
-        <w:t>Implemented Google Maps navigation, infinite-scroll pagination, and date-based filtering for logistics delivery management screens.</w:t>
-      </w:r>
-    </w:p>
-    <w:p>
-      <w:pPr>
-        <w:spacing w:before="200" w:after="100"/>
-        <w:pBdr>
-          <w:bottom w:val="single" w:sz="6" w:space="4" w:color="B0B0B0"/>
-        </w:pBdr>
+        <w:pStyle w:val="Heading1"/>
+        <w:spacing w:before="160" w:after="60"/>
       </w:pPr>
       <w:r>
         <w:rPr>
           <w:rFonts w:ascii="Calibri" w:hAnsi="Calibri"/>
           <w:b/>
-          <w:color w:val="1A3A5F"/>
+          <w:color w:val="000000"/>
           <w:sz w:val="22"/>
         </w:rPr>
-        <w:t>SELECTED PROJECTS</w:t>
+        <w:t>Education</w:t>
       </w:r>
     </w:p>
     <w:p>
@@ -418,7 +511,68 @@
         <w:rPr>
           <w:rFonts w:ascii="Calibri" w:hAnsi="Calibri"/>
           <w:b/>
-          <w:color w:val="212121"/>
+          <w:color w:val="000000"/>
+          <w:sz w:val="21"/>
+        </w:rPr>
+        <w:t>Bachelor of Computer Applications (BCA)</w:t>
+      </w:r>
+      <w:r>
+        <w:rPr>
+          <w:rFonts w:ascii="Calibri" w:hAnsi="Calibri"/>
+          <w:b w:val="0"/>
+          <w:color w:val="2D2D2D"/>
+          <w:sz w:val="20"/>
+        </w:rPr>
+        <w:t xml:space="preserve">  |  </w:t>
+      </w:r>
+      <w:r>
+        <w:rPr>
+          <w:rFonts w:ascii="Calibri" w:hAnsi="Calibri"/>
+          <w:b w:val="0"/>
+          <w:color w:val="2D2D2D"/>
+          <w:sz w:val="19"/>
+        </w:rPr>
+        <w:t>2023 - 2026</w:t>
+      </w:r>
+    </w:p>
+    <w:p>
+      <w:pPr>
+        <w:spacing w:after="40" w:line="276" w:lineRule="auto"/>
+      </w:pPr>
+      <w:r>
+        <w:rPr>
+          <w:rFonts w:ascii="Calibri" w:hAnsi="Calibri"/>
+          <w:b w:val="0"/>
+          <w:color w:val="000000"/>
+          <w:sz w:val="21"/>
+        </w:rPr>
+        <w:t>Priyadarshini Arts and Science College, Melmuri, Malappuram | University of Calicut</w:t>
+      </w:r>
+    </w:p>
+    <w:p>
+      <w:pPr>
+        <w:pStyle w:val="Heading1"/>
+        <w:spacing w:before="160" w:after="60"/>
+      </w:pPr>
+      <w:r>
+        <w:rPr>
+          <w:rFonts w:ascii="Calibri" w:hAnsi="Calibri"/>
+          <w:b/>
+          <w:color w:val="000000"/>
+          <w:sz w:val="22"/>
+        </w:rPr>
+        <w:t>Projects</w:t>
+      </w:r>
+    </w:p>
+    <w:p>
+      <w:pPr>
+        <w:spacing w:before="60" w:after="40"/>
+      </w:pPr>
+      <w:r>
+        <w:rPr>
+          <w:rFonts w:ascii="Calibri" w:hAnsi="Calibri"/>
+          <w:b/>
+          <w:color w:val="000000"/>
           <w:sz w:val="21"/>
         </w:rPr>
         <w:t>FUNZCART / CloudPOS Web</w:t>
@@ -427,7 +581,7 @@
         <w:rPr>
           <w:rFonts w:ascii="Calibri" w:hAnsi="Calibri"/>
           <w:b w:val="0"/>
-          <w:color w:val="646464"/>
+          <w:color w:val="2D2D2D"/>
           <w:sz w:val="20"/>
         </w:rPr>
         <w:t xml:space="preserve">  |  </w:t>
@@ -436,7 +590,7 @@
         <w:rPr>
           <w:rFonts w:ascii="Calibri" w:hAnsi="Calibri"/>
           <w:b w:val="0"/>
-          <w:color w:val="646464"/>
+          <w:color w:val="2D2D2D"/>
           <w:sz w:val="19"/>
         </w:rPr>
         <w:t>Multi-Tenant E-Commerce Platform (Next.js)</w:t>
@@ -450,10 +604,10 @@
         <w:rPr>
           <w:rFonts w:ascii="Calibri" w:hAnsi="Calibri"/>
           <w:b w:val="0"/>
-          <w:color w:val="212121"/>
-          <w:sz w:val="20"/>
+          <w:color w:val="000000"/>
+          <w:sz w:val="21"/>
         </w:rPr>
-        <w:t>Built and maintained a multi-tenant Next.js platform with 8+ production theme packs (Aurora, Nova, Toy, Silk, Ornament, Harvest) and tenant storefronts including Luzine Bakes. Designed dynamic property filter architecture, live search autocomplete, and a review system with multi-image uploads. Delivered Luzine Bakes with guest checkout, inline OTP verification, and a COD flow with WhatsApp order notifications.</w:t>
+        <w:t>Built a multi-tenant Next.js platform with 8+ production theme packs. Implemented Algolia search, category-driven filters, reviews with image uploads, responsive checkout, OTP verification, Razorpay payments, and WhatsApp order notifications.</w:t>
       </w:r>
     </w:p>
     <w:p>
@@ -464,16 +618,16 @@
         <w:rPr>
           <w:rFonts w:ascii="Calibri" w:hAnsi="Calibri"/>
           <w:b/>
-          <w:color w:val="212121"/>
+          <w:color w:val="000000"/>
           <w:sz w:val="21"/>
         </w:rPr>
-        <w:t>Juice World</w:t>
+        <w:t>Connect App</w:t>
       </w:r>
       <w:r>
         <w:rPr>
           <w:rFonts w:ascii="Calibri" w:hAnsi="Calibri"/>
           <w:b w:val="0"/>
-          <w:color w:val="646464"/>
+          <w:color w:val="2D2D2D"/>
           <w:sz w:val="20"/>
         </w:rPr>
         <w:t xml:space="preserve">  |  </w:t>
@@ -482,53 +636,7 @@
         <w:rPr>
           <w:rFonts w:ascii="Calibri" w:hAnsi="Calibri"/>
           <w:b w:val="0"/>
-          <w:color w:val="646464"/>
-          <w:sz w:val="19"/>
-        </w:rPr>
-        <w:t>Production Storefront (Next.js · i18n · ISR)</w:t>
-      </w:r>
-    </w:p>
-    <w:p>
-      <w:pPr>
-        <w:spacing w:after="60" w:line="276" w:lineRule="auto"/>
-      </w:pPr>
-      <w:r>
-        <w:rPr>
-          <w:rFonts w:ascii="Calibri" w:hAnsi="Calibri"/>
-          <w:b w:val="0"/>
-          <w:color w:val="212121"/>
-          <w:sz w:val="20"/>
-        </w:rPr>
-        <w:t>Developed a production storefront with API-driven banners, products, services, and testimonials. Implemented English/Arabic i18n with full RTL support, ISR caching, dynamic SEO metadata, and sitemap generation. Refactored to server component architecture for production readiness.</w:t>
-      </w:r>
-    </w:p>
-    <w:p>
-      <w:pPr>
-        <w:spacing w:before="60" w:after="40"/>
-      </w:pPr>
-      <w:r>
-        <w:rPr>
-          <w:rFonts w:ascii="Calibri" w:hAnsi="Calibri"/>
-          <w:b/>
-          <w:color w:val="212121"/>
-          <w:sz w:val="21"/>
-        </w:rPr>
-        <w:t>Connect App</w:t>
-      </w:r>
-      <w:r>
-        <w:rPr>
-          <w:rFonts w:ascii="Calibri" w:hAnsi="Calibri"/>
-          <w:b w:val="0"/>
-          <w:color w:val="646464"/>
-          <w:sz w:val="20"/>
-        </w:rPr>
-        <w:t xml:space="preserve">  |  </w:t>
-      </w:r>
-      <w:r>
-        <w:rPr>
-          <w:rFonts w:ascii="Calibri" w:hAnsi="Calibri"/>
-          <w:b w:val="0"/>
-          <w:color w:val="646464"/>
+          <w:color w:val="2D2D2D"/>
           <w:sz w:val="19"/>
         </w:rPr>
         <w:t>Business Networking Application (React Native)</w:t>
@@ -542,10 +650,10 @@
         <w:rPr>
           <w:rFonts w:ascii="Calibri" w:hAnsi="Calibri"/>
           <w:b w:val="0"/>
-          <w:color w:val="212121"/>
-          <w:sz w:val="20"/>
+          <w:color w:val="000000"/>
+          <w:sz w:val="21"/>
         </w:rPr>
-        <w:t>Built a business networking app enabling companies to create and share professional profiles, manage connection requests, and handle subscriptions. Implemented deep linking, profile sharing via shortened URLs, group navigation, and username auto-sync.</w:t>
+        <w:t>Built company profiles, connection requests, subscriptions, shareable URLs, reCAPTCHA Enterprise, and reliable Branch deferred deep links for Android and iOS.</w:t>
       </w:r>
     </w:p>
     <w:p>
@@ -556,16 +664,16 @@
         <w:rPr>
           <w:rFonts w:ascii="Calibri" w:hAnsi="Calibri"/>
           <w:b/>
-          <w:color w:val="212121"/>
+          <w:color w:val="000000"/>
           <w:sz w:val="21"/>
         </w:rPr>
-        <w:t>Ganvin</w:t>
+        <w:t>EPOSMOB</w:t>
       </w:r>
       <w:r>
         <w:rPr>
           <w:rFonts w:ascii="Calibri" w:hAnsi="Calibri"/>
           <w:b w:val="0"/>
-          <w:color w:val="646464"/>
+          <w:color w:val="2D2D2D"/>
           <w:sz w:val="20"/>
         </w:rPr>
         <w:t xml:space="preserve">  |  </w:t>
@@ -574,53 +682,7 @@
         <w:rPr>
           <w:rFonts w:ascii="Calibri" w:hAnsi="Calibri"/>
           <w:b w:val="0"/>
-          <w:color w:val="646464"/>
-          <w:sz w:val="19"/>
-        </w:rPr>
-        <w:t>Logistics &amp; Delivery Ecosystem (Flutter)</w:t>
-      </w:r>
-    </w:p>
-    <w:p>
-      <w:pPr>
-        <w:spacing w:after="60" w:line="276" w:lineRule="auto"/>
-      </w:pPr>
-      <w:r>
-        <w:rPr>
-          <w:rFonts w:ascii="Calibri" w:hAnsi="Calibri"/>
-          <w:b w:val="0"/>
-          <w:color w:val="212121"/>
-          <w:sz w:val="20"/>
-        </w:rPr>
-        <w:t>Built Executive and Customer apps for the Ganvin logistics ecosystem. Implemented Google Maps navigation, infinite-scroll pagination, Razorpay payments, and resolved timezone/API issues with the backend team.</w:t>
-      </w:r>
-    </w:p>
-    <w:p>
-      <w:pPr>
-        <w:spacing w:before="60" w:after="40"/>
-      </w:pPr>
-      <w:r>
-        <w:rPr>
-          <w:rFonts w:ascii="Calibri" w:hAnsi="Calibri"/>
-          <w:b/>
-          <w:color w:val="212121"/>
-          <w:sz w:val="21"/>
-        </w:rPr>
-        <w:t>EPOSMOB</w:t>
-      </w:r>
-      <w:r>
-        <w:rPr>
-          <w:rFonts w:ascii="Calibri" w:hAnsi="Calibri"/>
-          <w:b w:val="0"/>
-          <w:color w:val="646464"/>
-          <w:sz w:val="20"/>
-        </w:rPr>
-        <w:t xml:space="preserve">  |  </w:t>
-      </w:r>
-      <w:r>
-        <w:rPr>
-          <w:rFonts w:ascii="Calibri" w:hAnsi="Calibri"/>
-          <w:b w:val="0"/>
-          <w:color w:val="646464"/>
+          <w:color w:val="2D2D2D"/>
           <w:sz w:val="19"/>
         </w:rPr>
         <w:t>Mobile POS &amp; Inventory Management (Flutter)</w:t>
@@ -634,224 +696,15 @@
         <w:rPr>
           <w:rFonts w:ascii="Calibri" w:hAnsi="Calibri"/>
           <w:b w:val="0"/>
-          <w:color w:val="212121"/>
-          <w:sz w:val="20"/>
+          <w:color w:val="000000"/>
+          <w:sz w:val="21"/>
         </w:rPr>
-        <w:t>Developed a mobile POS application covering billing, Day Close workflows, bilingual receipt printing, stock reports, purchase orders, and supplier/customer management.</w:t>
-      </w:r>
-    </w:p>
-    <w:p>
-      <w:pPr>
-        <w:spacing w:before="200" w:after="100"/>
-        <w:pBdr>
-          <w:bottom w:val="single" w:sz="6" w:space="4" w:color="B0B0B0"/>
-        </w:pBdr>
-      </w:pPr>
-      <w:r>
-        <w:rPr>
-          <w:rFonts w:ascii="Calibri" w:hAnsi="Calibri"/>
-          <w:b/>
-          <w:color w:val="1A3A5F"/>
-          <w:sz w:val="22"/>
-        </w:rPr>
-        <w:t>TECHNICAL SKILLS</w:t>
-      </w:r>
-    </w:p>
-    <w:p>
-      <w:pPr>
-        <w:spacing w:after="40"/>
-      </w:pPr>
-      <w:r>
-        <w:rPr>
-          <w:rFonts w:ascii="Calibri" w:hAnsi="Calibri"/>
-          <w:b/>
-          <w:color w:val="212121"/>
-          <w:sz w:val="19"/>
-        </w:rPr>
-        <w:t xml:space="preserve">React Ecosystem: </w:t>
-      </w:r>
-      <w:r>
-        <w:rPr>
-          <w:rFonts w:ascii="Calibri" w:hAnsi="Calibri"/>
-          <w:b w:val="0"/>
-          <w:color w:val="646464"/>
-          <w:sz w:val="19"/>
-        </w:rPr>
-        <w:t>React.js, Next.js, React Native, TypeScript, JavaScript</w:t>
-      </w:r>
-    </w:p>
-    <w:p>
-      <w:pPr>
-        <w:spacing w:after="40"/>
-      </w:pPr>
-      <w:r>
-        <w:rPr>
-          <w:rFonts w:ascii="Calibri" w:hAnsi="Calibri"/>
-          <w:b/>
-          <w:color w:val="212121"/>
-          <w:sz w:val="19"/>
-        </w:rPr>
-        <w:t xml:space="preserve">Web Architecture: </w:t>
-      </w:r>
-      <w:r>
-        <w:rPr>
-          <w:rFonts w:ascii="Calibri" w:hAnsi="Calibri"/>
-          <w:b w:val="0"/>
-          <w:color w:val="646464"/>
-          <w:sz w:val="19"/>
-        </w:rPr>
-        <w:t>SSR, ISR, Dynamic Routing, SEO, Sitemap Generation, i18n, RTL Support, Responsive Design</w:t>
-      </w:r>
-    </w:p>
-    <w:p>
-      <w:pPr>
-        <w:spacing w:after="40"/>
-      </w:pPr>
-      <w:r>
-        <w:rPr>
-          <w:rFonts w:ascii="Calibri" w:hAnsi="Calibri"/>
-          <w:b/>
-          <w:color w:val="212121"/>
-          <w:sz w:val="19"/>
-        </w:rPr>
-        <w:t xml:space="preserve">Frontend: </w:t>
-      </w:r>
-      <w:r>
-        <w:rPr>
-          <w:rFonts w:ascii="Calibri" w:hAnsi="Calibri"/>
-          <w:b w:val="0"/>
-          <w:color w:val="646464"/>
-          <w:sz w:val="19"/>
-        </w:rPr>
-        <w:t>HTML5, CSS3, Tailwind CSS, State Management</w:t>
-      </w:r>
-    </w:p>
-    <w:p>
-      <w:pPr>
-        <w:spacing w:after="40"/>
-      </w:pPr>
-      <w:r>
-        <w:rPr>
-          <w:rFonts w:ascii="Calibri" w:hAnsi="Calibri"/>
-          <w:b/>
-          <w:color w:val="212121"/>
-          <w:sz w:val="19"/>
-        </w:rPr>
-        <w:t xml:space="preserve">Integrations: </w:t>
-      </w:r>
-      <w:r>
-        <w:rPr>
-          <w:rFonts w:ascii="Calibri" w:hAnsi="Calibri"/>
-          <w:b w:val="0"/>
-          <w:color w:val="646464"/>
-          <w:sz w:val="19"/>
-        </w:rPr>
-        <w:t>Razorpay, Algolia Search, Google Maps, WhatsApp Notifications, Barcode Generation, Deep Linking</w:t>
-      </w:r>
-    </w:p>
-    <w:p>
-      <w:pPr>
-        <w:spacing w:after="40"/>
-      </w:pPr>
-      <w:r>
-        <w:rPr>
-          <w:rFonts w:ascii="Calibri" w:hAnsi="Calibri"/>
-          <w:b/>
-          <w:color w:val="212121"/>
-          <w:sz w:val="19"/>
-        </w:rPr>
-        <w:t xml:space="preserve">Commerce &amp; Multi-Tenant: </w:t>
-      </w:r>
-      <w:r>
-        <w:rPr>
-          <w:rFonts w:ascii="Calibri" w:hAnsi="Calibri"/>
-          <w:b w:val="0"/>
-          <w:color w:val="646464"/>
-          <w:sz w:val="19"/>
-        </w:rPr>
-        <w:t>Multi-Tenant Architecture (8+ themes), Tenant Onboarding, Product Search, Checkout Flows, Order Management</w:t>
-      </w:r>
-    </w:p>
-    <w:p>
-      <w:pPr>
-        <w:spacing w:after="40"/>
-      </w:pPr>
-      <w:r>
-        <w:rPr>
-          <w:rFonts w:ascii="Calibri" w:hAnsi="Calibri"/>
-          <w:b/>
-          <w:color w:val="212121"/>
-          <w:sz w:val="19"/>
-        </w:rPr>
-        <w:t xml:space="preserve">Also experienced in: </w:t>
-      </w:r>
-      <w:r>
-        <w:rPr>
-          <w:rFonts w:ascii="Calibri" w:hAnsi="Calibri"/>
-          <w:b w:val="0"/>
-          <w:color w:val="646464"/>
-          <w:sz w:val="19"/>
-        </w:rPr>
-        <w:t>Flutter, Dart, Python, Django, MySQL, SQLite</w:t>
-      </w:r>
-    </w:p>
-    <w:p>
-      <w:pPr>
-        <w:spacing w:after="40"/>
-      </w:pPr>
-      <w:r>
-        <w:rPr>
-          <w:rFonts w:ascii="Calibri" w:hAnsi="Calibri"/>
-          <w:b/>
-          <w:color w:val="212121"/>
-          <w:sz w:val="19"/>
-        </w:rPr>
-        <w:t xml:space="preserve">Tools: </w:t>
-      </w:r>
-      <w:r>
-        <w:rPr>
-          <w:rFonts w:ascii="Calibri" w:hAnsi="Calibri"/>
-          <w:b w:val="0"/>
-          <w:color w:val="646464"/>
-          <w:sz w:val="19"/>
-        </w:rPr>
-        <w:t>Git, GitHub, VS Code, Postman, Figma</w:t>
-      </w:r>
-    </w:p>
-    <w:p>
-      <w:pPr>
-        <w:spacing w:before="200" w:after="100"/>
-        <w:pBdr>
-          <w:bottom w:val="single" w:sz="6" w:space="4" w:color="B0B0B0"/>
-        </w:pBdr>
-      </w:pPr>
-      <w:r>
-        <w:rPr>
-          <w:rFonts w:ascii="Calibri" w:hAnsi="Calibri"/>
-          <w:b/>
-          <w:color w:val="1A3A5F"/>
-          <w:sz w:val="22"/>
-        </w:rPr>
-        <w:t>IMPACT SNAPSHOT</w:t>
-      </w:r>
-    </w:p>
-    <w:p>
-      <w:pPr>
-        <w:spacing w:after="0" w:line="276" w:lineRule="auto"/>
-      </w:pPr>
-      <w:r>
-        <w:rPr>
-          <w:rFonts w:ascii="Calibri" w:hAnsi="Calibri"/>
-          <w:b w:val="0"/>
-          <w:color w:val="212121"/>
-          <w:sz w:val="20"/>
-        </w:rPr>
-        <w:t>7+ Production Applications  |  8+ Production Theme Packs  |  3+ Bilingual (EN/AR) Storefronts with RTL  |  Multi-Tenant Platform Architecture  |  Promoted in 3 Months</w:t>
+        <w:t>Developed billing, inventory, purchase return, packing, shipping, reporting, and bilingual printing features. Added Arabic localization and RTL support across core workflows.</w:t>
       </w:r>
     </w:p>
     <w:sectPr>
       <w:pgSz w:w="12240" w:h="15840"/>
-      <w:pgMar w:top="792" w:right="864" w:bottom="720" w:left="864" w:header="720" w:footer="720" w:gutter="0"/>
+      <w:pgMar w:top="864" w:right="1008" w:bottom="864" w:left="1008" w:header="720" w:footer="720" w:gutter="0"/>
       <w:cols w:space="720"/>
       <w:docGrid w:linePitch="360"/>
     </w:sectPr>
